--- a/klagomål/A 10956-2023 FSC-klagomål.docx
+++ b/klagomål/A 10956-2023 FSC-klagomål.docx
@@ -873,7 +873,7 @@
     <w:r>
       <w:tab/>
       <w:tab/>
-      <w:t>2026-06-18</w:t>
+      <w:t>2026-06-19</w:t>
       <w:br/>
       <w:br/>
     </w:r>

--- a/klagomål/A 10956-2023 FSC-klagomål.docx
+++ b/klagomål/A 10956-2023 FSC-klagomål.docx
@@ -873,7 +873,7 @@
     <w:r>
       <w:tab/>
       <w:tab/>
-      <w:t>2026-06-19</w:t>
+      <w:t>2026-06-20</w:t>
       <w:br/>
       <w:br/>
     </w:r>

--- a/klagomål/A 10956-2023 FSC-klagomål.docx
+++ b/klagomål/A 10956-2023 FSC-klagomål.docx
@@ -168,38 +168,7 @@
     </w:p>
     <w:p>
       <w:r>
-        <w:t>Detta dokument behandlar höga naturvärden i avverkningsanmälan A 10956-2023 i Vilhelmina kommun som inkom 2023-02-28 och omfattar 3,3 ha.</w:t>
-      </w:r>
-    </w:p>
-    <w:p>
-      <w:r>
-        <w:t>Nedan presenteras fynd av naturvårdsarter och fridlysta arter som gjorts i det avverkningsanmälda området, samt relevanta utdrag ur standarderna för FSC, Chain of Custody, Controlled Wood och PEFC. I BILAGA 1 finns artfakta om rödlistade arter.</w:t>
-      </w:r>
-    </w:p>
-    <w:p>
-      <w:r>
-        <w:t>Vi förväntar oss att ni återkommer med ett skriftligt svar på vårt klagomål och även beskriver vilka korrigerande åtgärder ni satt in för att rätta till identifierade brister i er efterlevnad av den svenska FSC standarden.</w:t>
-      </w:r>
-    </w:p>
-    <w:p>
-      <w:pPr>
-        <w:pStyle w:val="Heading1"/>
-      </w:pPr>
-      <w:r>
-        <w:t>Naturvårdsarter</w:t>
-      </w:r>
-    </w:p>
-    <w:p>
-      <w:r>
-        <w:t>Inom 24 meter från avverkningsanmälan har följande 2 naturvårdsarter hittats: lunglav (NT, T) och plattlummer (S, T, §9). Av dessa är 1 rödlistade. För rödlistade arter har rödlistekategorin angivits inom parentes. Arter som är signalarter enligt Skogsstyrelsen har markerats med (S). Typiska arter inom Natura 2000 som är kopplade till skogsekosystem har markerats med (T). För fridlysta arter anges även paragrafen i Artskyddsförordningen som arten är fridlyst enligt.</w:t>
-      </w:r>
-    </w:p>
-    <w:p>
-      <w:r>
-        <w:t>De påträffade naturvårdsarterna är ett tydligt kvitto på att det rör sig om en skog med höga naturvärden.</w:t>
-      </w:r>
-      <w:r>
-        <w:t xml:space="preserve"> I Figur 1 visas fyndplatser för naturvårdsarter i området, som finns registrerade på Artportalen.</w:t>
+        <w:t>Detta klagomål behandlar höga naturvärden i avverkningsanmälan A 10956-2023 i Vilhelmina kommun som inkom 2023-02-28 och omfattar 3,3 ha.</w:t>
       </w:r>
     </w:p>
     <w:p>
@@ -247,57 +216,35 @@
         <w:spacing w:after="240"/>
       </w:pPr>
       <w:r>
-        <w:t>Figur 1. Fyndplatser för naturvårdsarter inom 24 meter från avverkningsanmälan (röd linje). Markörer utan svart kant är placerade på fyndplatsen. Markörer med svart kant är placerade vid sidan av fyndplatsen och har ett svart streck som visar fyndplatsens exakta position. Kartans mittpunktskoordinat är N 7201862, E 573008 i SWEREF 99 TM.</w:t>
+        <w:t>Figur 1. Fyndplatser för naturvårdsarter inom 24 meter från avverkningsanmälan. Markörer utan svart kant är placerade på fyndplatsen. Markörer med svart kant är placerade vid sidan av fyndplatsen har ett svart streck som visar fyndplatsens exakta position. Kartans mittpunktskoordinat är N 7201862, E 573008 i SWEREF 99 TM.</w:t>
+      </w:r>
+    </w:p>
+    <w:p>
+      <w:r>
+        <w:t>Inom 24 meter från avverkningsanmälan finns fynd av 2 naturvårdsarter, varav 1 är rödlistad, 1 är fridlyst, 2 är typiska (T) och 1 är signalart (S): lunglav (NT, T) och plattlummer (S, T, §9). Se Figur 1.</w:t>
+      </w:r>
+    </w:p>
+    <w:p>
+      <w:r>
+        <w:t>Nedan presenteras relevanta utdrag ur standarderna för FSC, Chain of Custody, Controlled Wood och PEFC.</w:t>
+      </w:r>
+    </w:p>
+    <w:p>
+      <w:r>
+        <w:t>Vi förväntar oss att ni återkommer med ett skriftligt svar på vårt klagomål och även beskriver vilka korrigerande åtgärder ni satt in för att rätta till identifierade brister i er efterlevnad av den svenska FSC standarden.</w:t>
       </w:r>
     </w:p>
     <w:p>
       <w:pPr>
-        <w:pStyle w:val="Heading2"/>
+        <w:pStyle w:val="Heading1"/>
       </w:pPr>
       <w:r>
-        <w:t>Fridlysta arter</w:t>
+        <w:t>Naturvårdsarter och fridlysta arter</w:t>
       </w:r>
     </w:p>
     <w:p>
       <w:r>
-        <w:t>Följande fridlysta arter har sina livsmiljöer och växtplatser i den avverkningsanmälda skogen: plattlummer (S, T, §9).</w:t>
-      </w:r>
-    </w:p>
-    <w:p>
-      <w:r>
-        <w:rPr>
-          <w:b/>
-        </w:rPr>
-        <w:t>Plattlummer (§9)</w:t>
-      </w:r>
-      <w:r>
-        <w:t xml:space="preserve"> växer främst i ljusöppna sandtallskogar eller annan gles, torr och brandpräglad hedbarrskog. Den är mest frekvent i olika typer av naturskogar och kontinuitetsskogar och missgynnas markant av slutavverkning och maskinell markberedning. Söder ut i landet förekommer de närstående arterna cypresslummer (VU, §8) och mellanlummer (VU, §9), vilka båda omfattas av EU:s art- och habitatdirektiv. Plattlummer är typisk art för </w:t>
-      </w:r>
-      <w:r>
-        <w:rPr>
-          <w:i/>
-        </w:rPr>
-        <w:t xml:space="preserve">9010 Taiga </w:t>
-      </w:r>
-      <w:r>
-        <w:t>och</w:t>
-      </w:r>
-      <w:r>
-        <w:rPr>
-          <w:i/>
-        </w:rPr>
-        <w:t xml:space="preserve"> 2320 Rissandhedar </w:t>
-      </w:r>
-      <w:r>
-        <w:t>(Nitare &amp; Skogsstyrelsen, 2019; SLU Artdatabanken, 2025).</w:t>
-      </w:r>
-    </w:p>
-    <w:p>
-      <w:pPr>
-        <w:pStyle w:val="Heading2"/>
-      </w:pPr>
-      <w:r>
-        <w:t>Övriga naturvårdsarter</w:t>
+        <w:t>Nedan följer beskrivningar av de naturvårdsarter och fridlysta arter som har sina livsmiljöer och växtplatser i den avverkningsanmälda skogen. Se även ytterligare artfakta i BILAGA 1. De påträffade naturvårdsarterna är ett tydligt kvitto på att det rör sig om en skog med höga naturvärden.</w:t>
       </w:r>
     </w:p>
     <w:p>
@@ -354,6 +301,35 @@
       </w:r>
       <w:r>
         <w:t xml:space="preserve"> (SLU Artdatabanken, 2026; Nitare &amp; Skogsstyrelsen, 2019).</w:t>
+      </w:r>
+    </w:p>
+    <w:p>
+      <w:r>
+        <w:rPr>
+          <w:b/>
+        </w:rPr>
+        <w:t>Plattlummer (§9)</w:t>
+      </w:r>
+      <w:r>
+        <w:t xml:space="preserve"> växer främst i ljusöppna sandtallskogar eller annan gles, torr och brandpräglad hedbarrskog. Den är mest frekvent i olika typer av naturskogar och kontinuitetsskogar och missgynnas markant av slutavverkning och maskinell markberedning. Söder ut i landet förekommer de närstående arterna cypresslummer (VU, §8) och mellanlummer (VU, §9), vilka båda omfattas av EU:s art- och habitatdirektiv. Plattlummer är typisk art för </w:t>
+      </w:r>
+      <w:r>
+        <w:rPr>
+          <w:i/>
+        </w:rPr>
+        <w:t xml:space="preserve">9010 Taiga </w:t>
+      </w:r>
+      <w:r>
+        <w:t>och</w:t>
+      </w:r>
+      <w:r>
+        <w:rPr>
+          <w:i/>
+        </w:rPr>
+        <w:t xml:space="preserve"> 2320 Rissandhedar </w:t>
+      </w:r>
+      <w:r>
+        <w:t>(Nitare &amp; Skogsstyrelsen, 2019; SLU Artdatabanken, 2025).</w:t>
       </w:r>
     </w:p>
     <w:p>
@@ -873,7 +849,7 @@
     <w:r>
       <w:tab/>
       <w:tab/>
-      <w:t>2026-06-20</w:t>
+      <w:t>2026-06-21</w:t>
       <w:br/>
       <w:br/>
     </w:r>

--- a/klagomål/A 10956-2023 FSC-klagomål.docx
+++ b/klagomål/A 10956-2023 FSC-klagomål.docx
@@ -849,7 +849,7 @@
     <w:r>
       <w:tab/>
       <w:tab/>
-      <w:t>2026-06-21</w:t>
+      <w:t>2026-06-22</w:t>
       <w:br/>
       <w:br/>
     </w:r>

--- a/klagomål/A 10956-2023 FSC-klagomål.docx
+++ b/klagomål/A 10956-2023 FSC-klagomål.docx
@@ -849,7 +849,7 @@
     <w:r>
       <w:tab/>
       <w:tab/>
-      <w:t>2026-06-22</w:t>
+      <w:t>2026-06-23</w:t>
       <w:br/>
       <w:br/>
     </w:r>

--- a/klagomål/A 10956-2023 FSC-klagomål.docx
+++ b/klagomål/A 10956-2023 FSC-klagomål.docx
@@ -849,7 +849,7 @@
     <w:r>
       <w:tab/>
       <w:tab/>
-      <w:t>2026-06-23</w:t>
+      <w:t>2026-06-24</w:t>
       <w:br/>
       <w:br/>
     </w:r>

--- a/klagomål/A 10956-2023 FSC-klagomål.docx
+++ b/klagomål/A 10956-2023 FSC-klagomål.docx
@@ -849,7 +849,7 @@
     <w:r>
       <w:tab/>
       <w:tab/>
-      <w:t>2026-06-24</w:t>
+      <w:t>2026-06-25</w:t>
       <w:br/>
       <w:br/>
     </w:r>

--- a/klagomål/A 10956-2023 FSC-klagomål.docx
+++ b/klagomål/A 10956-2023 FSC-klagomål.docx
@@ -849,7 +849,7 @@
     <w:r>
       <w:tab/>
       <w:tab/>
-      <w:t>2026-06-25</w:t>
+      <w:t>2026-06-26</w:t>
       <w:br/>
       <w:br/>
     </w:r>

--- a/klagomål/A 10956-2023 FSC-klagomål.docx
+++ b/klagomål/A 10956-2023 FSC-klagomål.docx
@@ -849,7 +849,7 @@
     <w:r>
       <w:tab/>
       <w:tab/>
-      <w:t>2026-06-26</w:t>
+      <w:t>2026-06-27</w:t>
       <w:br/>
       <w:br/>
     </w:r>

--- a/klagomål/A 10956-2023 FSC-klagomål.docx
+++ b/klagomål/A 10956-2023 FSC-klagomål.docx
@@ -849,7 +849,7 @@
     <w:r>
       <w:tab/>
       <w:tab/>
-      <w:t>2026-06-27</w:t>
+      <w:t>2026-06-28</w:t>
       <w:br/>
       <w:br/>
     </w:r>

--- a/klagomål/A 10956-2023 FSC-klagomål.docx
+++ b/klagomål/A 10956-2023 FSC-klagomål.docx
@@ -849,7 +849,7 @@
     <w:r>
       <w:tab/>
       <w:tab/>
-      <w:t>2026-06-28</w:t>
+      <w:t>2026-06-29</w:t>
       <w:br/>
       <w:br/>
     </w:r>

--- a/klagomål/A 10956-2023 FSC-klagomål.docx
+++ b/klagomål/A 10956-2023 FSC-klagomål.docx
@@ -849,7 +849,7 @@
     <w:r>
       <w:tab/>
       <w:tab/>
-      <w:t>2026-06-29</w:t>
+      <w:t>2026-06-30</w:t>
       <w:br/>
       <w:br/>
     </w:r>

--- a/klagomål/A 10956-2023 FSC-klagomål.docx
+++ b/klagomål/A 10956-2023 FSC-klagomål.docx
@@ -849,7 +849,7 @@
     <w:r>
       <w:tab/>
       <w:tab/>
-      <w:t>2026-06-30</w:t>
+      <w:t>2026-07-01</w:t>
       <w:br/>
       <w:br/>
     </w:r>

--- a/klagomål/A 10956-2023 FSC-klagomål.docx
+++ b/klagomål/A 10956-2023 FSC-klagomål.docx
@@ -849,7 +849,7 @@
     <w:r>
       <w:tab/>
       <w:tab/>
-      <w:t>2026-07-13</w:t>
+      <w:t>2026-07-14</w:t>
       <w:br/>
       <w:br/>
     </w:r>

--- a/klagomål/A 10956-2023 FSC-klagomål.docx
+++ b/klagomål/A 10956-2023 FSC-klagomål.docx
@@ -849,7 +849,7 @@
     <w:r>
       <w:tab/>
       <w:tab/>
-      <w:t>2026-07-14</w:t>
+      <w:t>2026-07-15</w:t>
       <w:br/>
       <w:br/>
     </w:r>

--- a/klagomål/A 10956-2023 FSC-klagomål.docx
+++ b/klagomål/A 10956-2023 FSC-klagomål.docx
@@ -849,7 +849,7 @@
     <w:r>
       <w:tab/>
       <w:tab/>
-      <w:t>2026-07-15</w:t>
+      <w:t>2026-07-16</w:t>
       <w:br/>
       <w:br/>
     </w:r>

--- a/klagomål/A 10956-2023 FSC-klagomål.docx
+++ b/klagomål/A 10956-2023 FSC-klagomål.docx
@@ -849,7 +849,7 @@
     <w:r>
       <w:tab/>
       <w:tab/>
-      <w:t>2026-07-16</w:t>
+      <w:t>2026-07-17</w:t>
       <w:br/>
       <w:br/>
     </w:r>

--- a/klagomål/A 10956-2023 FSC-klagomål.docx
+++ b/klagomål/A 10956-2023 FSC-klagomål.docx
@@ -849,7 +849,7 @@
     <w:r>
       <w:tab/>
       <w:tab/>
-      <w:t>2026-07-17</w:t>
+      <w:t>2026-07-18</w:t>
       <w:br/>
       <w:br/>
     </w:r>

--- a/klagomål/A 10956-2023 FSC-klagomål.docx
+++ b/klagomål/A 10956-2023 FSC-klagomål.docx
@@ -849,7 +849,7 @@
     <w:r>
       <w:tab/>
       <w:tab/>
-      <w:t>2026-07-18</w:t>
+      <w:t>2026-07-19</w:t>
       <w:br/>
       <w:br/>
     </w:r>

--- a/klagomål/A 10956-2023 FSC-klagomål.docx
+++ b/klagomål/A 10956-2023 FSC-klagomål.docx
@@ -849,7 +849,7 @@
     <w:r>
       <w:tab/>
       <w:tab/>
-      <w:t>2026-07-19</w:t>
+      <w:t>2026-07-20</w:t>
       <w:br/>
       <w:br/>
     </w:r>

--- a/klagomål/A 10956-2023 FSC-klagomål.docx
+++ b/klagomål/A 10956-2023 FSC-klagomål.docx
@@ -849,7 +849,7 @@
     <w:r>
       <w:tab/>
       <w:tab/>
-      <w:t>2026-07-20</w:t>
+      <w:t>2026-07-21</w:t>
       <w:br/>
       <w:br/>
     </w:r>

--- a/klagomål/A 10956-2023 FSC-klagomål.docx
+++ b/klagomål/A 10956-2023 FSC-klagomål.docx
@@ -849,7 +849,7 @@
     <w:r>
       <w:tab/>
       <w:tab/>
-      <w:t>2026-07-21</w:t>
+      <w:t>2026-07-22</w:t>
       <w:br/>
       <w:br/>
     </w:r>

--- a/klagomål/A 10956-2023 FSC-klagomål.docx
+++ b/klagomål/A 10956-2023 FSC-klagomål.docx
@@ -849,7 +849,7 @@
     <w:r>
       <w:tab/>
       <w:tab/>
-      <w:t>2026-07-22</w:t>
+      <w:t>2026-07-23</w:t>
       <w:br/>
       <w:br/>
     </w:r>

--- a/klagomål/A 10956-2023 FSC-klagomål.docx
+++ b/klagomål/A 10956-2023 FSC-klagomål.docx
@@ -849,7 +849,7 @@
     <w:r>
       <w:tab/>
       <w:tab/>
-      <w:t>2026-07-23</w:t>
+      <w:t>2026-07-24</w:t>
       <w:br/>
       <w:br/>
     </w:r>

--- a/klagomål/A 10956-2023 FSC-klagomål.docx
+++ b/klagomål/A 10956-2023 FSC-klagomål.docx
@@ -216,7 +216,7 @@
         <w:spacing w:after="240"/>
       </w:pPr>
       <w:r>
-        <w:t>Figur 1. Fyndplatser för naturvårdsarter inom 24 meter från avverkningsanmälan. Markörer utan svart kant är placerade på fyndplatsen. Markörer med svart kant är placerade vid sidan av fyndplatsen har ett svart streck som visar fyndplatsens exakta position. Kartans mittpunktskoordinat är N 7201862, E 573008 i SWEREF 99 TM.</w:t>
+        <w:t>Figur 1. Fyndplatser för naturvårdsarter inom 24 meter från avverkningsanmälan. Markörer utan svart kant är placerade på fyndplatsen. Markörer med svart kant är placerade vid sidan av fyndplatsen och har ett svart streck som visar fyndplatsens exakta position. Kartans mittpunktskoordinat är N 7201862, E 573008 i SWEREF 99 TM.</w:t>
       </w:r>
     </w:p>
     <w:p>
@@ -849,7 +849,7 @@
     <w:r>
       <w:tab/>
       <w:tab/>
-      <w:t>2026-08-14</w:t>
+      <w:t>2026-08-15</w:t>
       <w:br/>
       <w:br/>
     </w:r>

--- a/klagomål/A 10956-2023 FSC-klagomål.docx
+++ b/klagomål/A 10956-2023 FSC-klagomål.docx
@@ -849,7 +849,7 @@
     <w:r>
       <w:tab/>
       <w:tab/>
-      <w:t>2026-08-15</w:t>
+      <w:t>2026-08-16</w:t>
       <w:br/>
       <w:br/>
     </w:r>

--- a/klagomål/A 10956-2023 FSC-klagomål.docx
+++ b/klagomål/A 10956-2023 FSC-klagomål.docx
@@ -849,7 +849,7 @@
     <w:r>
       <w:tab/>
       <w:tab/>
-      <w:t>2026-08-16</w:t>
+      <w:t>2026-08-17</w:t>
       <w:br/>
       <w:br/>
     </w:r>

--- a/klagomål/A 10956-2023 FSC-klagomål.docx
+++ b/klagomål/A 10956-2023 FSC-klagomål.docx
@@ -849,7 +849,7 @@
     <w:r>
       <w:tab/>
       <w:tab/>
-      <w:t>2026-08-17</w:t>
+      <w:t>2026-08-18</w:t>
       <w:br/>
       <w:br/>
     </w:r>

--- a/klagomål/A 10956-2023 FSC-klagomål.docx
+++ b/klagomål/A 10956-2023 FSC-klagomål.docx
@@ -849,7 +849,7 @@
     <w:r>
       <w:tab/>
       <w:tab/>
-      <w:t>2026-08-18</w:t>
+      <w:t>2026-08-19</w:t>
       <w:br/>
       <w:br/>
     </w:r>

--- a/klagomål/A 10956-2023 FSC-klagomål.docx
+++ b/klagomål/A 10956-2023 FSC-klagomål.docx
@@ -849,7 +849,7 @@
     <w:r>
       <w:tab/>
       <w:tab/>
-      <w:t>2026-08-19</w:t>
+      <w:t>2026-08-20</w:t>
       <w:br/>
       <w:br/>
     </w:r>

--- a/klagomål/A 10956-2023 FSC-klagomål.docx
+++ b/klagomål/A 10956-2023 FSC-klagomål.docx
@@ -849,7 +849,7 @@
     <w:r>
       <w:tab/>
       <w:tab/>
-      <w:t>2026-08-20</w:t>
+      <w:t>2026-08-21</w:t>
       <w:br/>
       <w:br/>
     </w:r>

--- a/klagomål/A 10956-2023 FSC-klagomål.docx
+++ b/klagomål/A 10956-2023 FSC-klagomål.docx
@@ -849,7 +849,7 @@
     <w:r>
       <w:tab/>
       <w:tab/>
-      <w:t>2026-08-21</w:t>
+      <w:t>2026-08-22</w:t>
       <w:br/>
       <w:br/>
     </w:r>

--- a/klagomål/A 10956-2023 FSC-klagomål.docx
+++ b/klagomål/A 10956-2023 FSC-klagomål.docx
@@ -849,7 +849,7 @@
     <w:r>
       <w:tab/>
       <w:tab/>
-      <w:t>2026-08-22</w:t>
+      <w:t>2026-08-23</w:t>
       <w:br/>
       <w:br/>
     </w:r>

--- a/klagomål/A 10956-2023 FSC-klagomål.docx
+++ b/klagomål/A 10956-2023 FSC-klagomål.docx
@@ -849,7 +849,7 @@
     <w:r>
       <w:tab/>
       <w:tab/>
-      <w:t>2026-08-23</w:t>
+      <w:t>2026-08-24</w:t>
       <w:br/>
       <w:br/>
     </w:r>

--- a/klagomål/A 10956-2023 FSC-klagomål.docx
+++ b/klagomål/A 10956-2023 FSC-klagomål.docx
@@ -849,7 +849,7 @@
     <w:r>
       <w:tab/>
       <w:tab/>
-      <w:t>2026-08-24</w:t>
+      <w:t>2026-08-25</w:t>
       <w:br/>
       <w:br/>
     </w:r>

--- a/klagomål/A 10956-2023 FSC-klagomål.docx
+++ b/klagomål/A 10956-2023 FSC-klagomål.docx
@@ -849,7 +849,7 @@
     <w:r>
       <w:tab/>
       <w:tab/>
-      <w:t>2026-08-25</w:t>
+      <w:t>2026-08-26</w:t>
       <w:br/>
       <w:br/>
     </w:r>

--- a/klagomål/A 10956-2023 FSC-klagomål.docx
+++ b/klagomål/A 10956-2023 FSC-klagomål.docx
@@ -849,7 +849,7 @@
     <w:r>
       <w:tab/>
       <w:tab/>
-      <w:t>2026-08-26</w:t>
+      <w:t>2026-08-27</w:t>
       <w:br/>
       <w:br/>
     </w:r>

--- a/klagomål/A 10956-2023 FSC-klagomål.docx
+++ b/klagomål/A 10956-2023 FSC-klagomål.docx
@@ -849,7 +849,7 @@
     <w:r>
       <w:tab/>
       <w:tab/>
-      <w:t>2026-08-27</w:t>
+      <w:t>2026-08-28</w:t>
       <w:br/>
       <w:br/>
     </w:r>

--- a/klagomål/A 10956-2023 FSC-klagomål.docx
+++ b/klagomål/A 10956-2023 FSC-klagomål.docx
@@ -849,7 +849,7 @@
     <w:r>
       <w:tab/>
       <w:tab/>
-      <w:t>2026-08-28</w:t>
+      <w:t>2026-08-29</w:t>
       <w:br/>
       <w:br/>
     </w:r>

--- a/klagomål/A 10956-2023 FSC-klagomål.docx
+++ b/klagomål/A 10956-2023 FSC-klagomål.docx
@@ -849,7 +849,7 @@
     <w:r>
       <w:tab/>
       <w:tab/>
-      <w:t>2026-08-29</w:t>
+      <w:t>2026-08-31</w:t>
       <w:br/>
       <w:br/>
     </w:r>

--- a/klagomål/A 10956-2023 FSC-klagomål.docx
+++ b/klagomål/A 10956-2023 FSC-klagomål.docx
@@ -849,7 +849,7 @@
     <w:r>
       <w:tab/>
       <w:tab/>
-      <w:t>2026-08-31</w:t>
+      <w:t>2026-09-01</w:t>
       <w:br/>
       <w:br/>
     </w:r>

--- a/klagomål/A 10956-2023 FSC-klagomål.docx
+++ b/klagomål/A 10956-2023 FSC-klagomål.docx
@@ -849,7 +849,7 @@
     <w:r>
       <w:tab/>
       <w:tab/>
-      <w:t>2026-09-01</w:t>
+      <w:t>2026-09-02</w:t>
       <w:br/>
       <w:br/>
     </w:r>

--- a/klagomål/A 10956-2023 FSC-klagomål.docx
+++ b/klagomål/A 10956-2023 FSC-klagomål.docx
@@ -849,7 +849,7 @@
     <w:r>
       <w:tab/>
       <w:tab/>
-      <w:t>2026-09-02</w:t>
+      <w:t>2026-09-03</w:t>
       <w:br/>
       <w:br/>
     </w:r>

--- a/klagomål/A 10956-2023 FSC-klagomål.docx
+++ b/klagomål/A 10956-2023 FSC-klagomål.docx
@@ -849,7 +849,7 @@
     <w:r>
       <w:tab/>
       <w:tab/>
-      <w:t>2026-09-03</w:t>
+      <w:t>2026-09-04</w:t>
       <w:br/>
       <w:br/>
     </w:r>

--- a/klagomål/A 10956-2023 FSC-klagomål.docx
+++ b/klagomål/A 10956-2023 FSC-klagomål.docx
@@ -849,7 +849,7 @@
     <w:r>
       <w:tab/>
       <w:tab/>
-      <w:t>2026-09-04</w:t>
+      <w:t>2026-09-05</w:t>
       <w:br/>
       <w:br/>
     </w:r>
